--- a/Cat.docx
+++ b/Cat.docx
@@ -8,10 +8,10 @@
           <w:noProof/>
         </w:rPr>
         <w:drawing>
-          <wp:inline distT="0" distB="0" distL="0" distR="0" wp14:anchorId="59D58C69" wp14:editId="7D43309C">
-            <wp:extent cx="6126480" cy="2609850"/>
+          <wp:inline distT="0" distB="0" distL="0" distR="0" wp14:anchorId="071DDF01" wp14:editId="342BF5A0">
+            <wp:extent cx="6240780" cy="2972201"/>
             <wp:effectExtent l="0" t="0" r="7620" b="0"/>
-            <wp:docPr id="1299784024" name="Picture 1"/>
+            <wp:docPr id="1776737725" name="Picture 1"/>
             <wp:cNvGraphicFramePr>
               <a:graphicFrameLocks xmlns:a="http://schemas.openxmlformats.org/drawingml/2006/main" noChangeAspect="1"/>
             </wp:cNvGraphicFramePr>
@@ -19,7 +19,7 @@
               <a:graphicData uri="http://schemas.openxmlformats.org/drawingml/2006/picture">
                 <pic:pic xmlns:pic="http://schemas.openxmlformats.org/drawingml/2006/picture">
                   <pic:nvPicPr>
-                    <pic:cNvPr id="1299784024" name="Picture 1299784024"/>
+                    <pic:cNvPr id="1776737725" name="Picture 1776737725"/>
                     <pic:cNvPicPr/>
                   </pic:nvPicPr>
                   <pic:blipFill>
@@ -37,7 +37,7 @@
                   <pic:spPr>
                     <a:xfrm>
                       <a:off x="0" y="0"/>
-                      <a:ext cx="6126480" cy="2609850"/>
+                      <a:ext cx="6250627" cy="2976891"/>
                     </a:xfrm>
                     <a:prstGeom prst="rect">
                       <a:avLst/>
